--- a/CÔNG TY TNHH PCCC TUẤN PHÁT/TuanPhat_Thaydoi_CSH_DDPL/ThayDoiDDPL_MauSo13.docx
+++ b/CÔNG TY TNHH PCCC TUẤN PHÁT/TuanPhat_Thaydoi_CSH_DDPL/ThayDoiDDPL_MauSo13.docx
@@ -82,7 +82,7 @@
                 <w:szCs w:val="26"/>
                 <w:lang w:val="vi-VN"/>
               </w:rPr>
-              <w:t>CÔNG TY TNHH SẢN XUẤT VẠN SỰ PHÚC</w:t>
+              <w:t>CÔNG TY TNHH PCCC TUẤN PHÁT</w:t>
             </w:r>
             <w:r>
               <w:rPr>
@@ -375,10 +375,16 @@
                 <w:sz w:val="26"/>
                 <w:szCs w:val="26"/>
               </w:rPr>
-              <w:t>26</w:t>
-            </w:r>
-            <w:bookmarkStart w:id="1" w:name="_GoBack"/>
-            <w:bookmarkEnd w:id="1"/>
+              <w:t>2</w:t>
+            </w:r>
+            <w:r>
+              <w:rPr>
+                <w:rFonts w:ascii="Times New Roman" w:eastAsia="Times New Roman" w:hAnsi="Times New Roman" w:cs="Times New Roman"/>
+                <w:sz w:val="26"/>
+                <w:szCs w:val="26"/>
+              </w:rPr>
+              <w:t>9</w:t>
+            </w:r>
             <w:r>
               <w:rPr>
                 <w:rFonts w:ascii="Times New Roman" w:eastAsia="Times New Roman" w:hAnsi="Times New Roman" w:cs="Times New Roman"/>
@@ -620,7 +626,7 @@
           <w:szCs w:val="26"/>
           <w:lang w:val="vi-VN"/>
         </w:rPr>
-        <w:t>CÔNG TY TNHH SẢN XUẤT VẠN SỰ PHÚC</w:t>
+        <w:t>CÔNG TY TNHH PCCC TUẤN PHÁT</w:t>
       </w:r>
     </w:p>
     <w:p>
@@ -647,16 +653,11 @@
       </w:r>
       <w:r>
         <w:rPr>
-          <w:rFonts w:ascii="Times New Roman" w:hAnsi="Times New Roman" w:cs="Times New Roman"/>
-          <w:b/>
-          <w:bCs/>
-          <w:color w:val="333E48"/>
-          <w:spacing w:val="-2"/>
-          <w:sz w:val="26"/>
-          <w:szCs w:val="26"/>
-          <w:shd w:val="clear" w:color="auto" w:fill="FFFFFF"/>
-        </w:rPr>
-        <w:t>3703442279</w:t>
+          <w:rFonts w:ascii="Times New Roman" w:eastAsia="Times New Roman" w:hAnsi="Times New Roman" w:cs="Times New Roman"/>
+          <w:sz w:val="24"/>
+          <w:szCs w:val="24"/>
+        </w:rPr>
+        <w:t>0318976918</w:t>
       </w:r>
     </w:p>
     <w:p>
@@ -700,12 +701,11 @@
       </w:r>
       <w:r>
         <w:rPr>
-          <w:rFonts w:ascii="Times New Roman" w:eastAsia="Times New Roman" w:hAnsi="Times New Roman" w:cs="Times New Roman"/>
+          <w:rFonts w:ascii="Times New Roman" w:hAnsi="Times New Roman" w:cs="Times New Roman"/>
           <w:sz w:val="26"/>
           <w:szCs w:val="26"/>
-          <w:lang w:val="vi-VN" w:eastAsia="zh-CN"/>
-        </w:rPr>
-        <w:t>080193017636</w:t>
+        </w:rPr>
+        <w:t>038088044977</w:t>
       </w:r>
     </w:p>
     <w:p>
@@ -826,7 +826,7 @@
           <w:szCs w:val="26"/>
           <w:lang w:val="sv-SE"/>
         </w:rPr>
-        <w:t>HỨA NGỌC HẠNH</w:t>
+        <w:t>LÊ HOÀNG GIANG</w:t>
       </w:r>
     </w:p>
     <w:p>
@@ -858,9 +858,8 @@
           <w:rFonts w:ascii="Times New Roman" w:hAnsi="Times New Roman" w:cs="Times New Roman"/>
           <w:sz w:val="26"/>
           <w:szCs w:val="26"/>
-          <w:lang w:val="sv-SE"/>
-        </w:rPr>
-        <w:t>14/07/1991</w:t>
+        </w:rPr>
+        <w:t>03/08/1988</w:t>
       </w:r>
     </w:p>
     <w:p>
@@ -892,17 +891,8 @@
           <w:rFonts w:ascii="Times New Roman" w:hAnsi="Times New Roman" w:cs="Times New Roman"/>
           <w:sz w:val="26"/>
           <w:szCs w:val="26"/>
-          <w:lang w:val="vi-VN"/>
-        </w:rPr>
-        <w:t>N</w:t>
-      </w:r>
-      <w:r>
-        <w:rPr>
-          <w:rFonts w:ascii="Times New Roman" w:hAnsi="Times New Roman" w:cs="Times New Roman"/>
-          <w:sz w:val="26"/>
-          <w:szCs w:val="26"/>
-        </w:rPr>
-        <w:t>ữ</w:t>
+        </w:rPr>
+        <w:t>Nam</w:t>
       </w:r>
     </w:p>
     <w:p>
@@ -926,7 +916,7 @@
           <w:szCs w:val="28"/>
         </w:rPr>
       </w:pPr>
-      <w:bookmarkStart w:id="2" w:name="_Hlk185520090"/>
+      <w:bookmarkStart w:id="1" w:name="_Hlk185520090"/>
       <w:r>
         <w:rPr>
           <w:rFonts w:ascii="Times New Roman" w:eastAsia="Times New Roman" w:hAnsi="Times New Roman" w:cs="Times New Roman"/>
@@ -937,15 +927,14 @@
       </w:r>
       <w:r>
         <w:rPr>
-          <w:rFonts w:ascii="Times New Roman" w:eastAsia="Times New Roman" w:hAnsi="Times New Roman" w:cs="Times New Roman"/>
+          <w:rFonts w:ascii="Times New Roman" w:hAnsi="Times New Roman" w:cs="Times New Roman"/>
           <w:sz w:val="26"/>
           <w:szCs w:val="26"/>
-          <w:lang w:val="vi-VN" w:eastAsia="zh-CN"/>
-        </w:rPr>
-        <w:t>091191009007</w:t>
-      </w:r>
-    </w:p>
-    <w:bookmarkEnd w:id="2"/>
+        </w:rPr>
+        <w:t>038088044977</w:t>
+      </w:r>
+    </w:p>
+    <w:bookmarkEnd w:id="1"/>
     <w:p>
       <w:pPr>
         <w:tabs>
@@ -1038,7 +1027,7 @@
           <w:sz w:val="26"/>
           <w:szCs w:val="26"/>
         </w:rPr>
-        <w:t>Tổ 18, Khu 6</w:t>
+        <w:t>58/2 Đường 16, KP1</w:t>
       </w:r>
     </w:p>
     <w:p>
@@ -1065,15 +1054,7 @@
           <w:sz w:val="26"/>
           <w:szCs w:val="26"/>
         </w:rPr>
-        <w:t>phường</w:t>
-      </w:r>
-      <w:r>
-        <w:rPr>
-          <w:rFonts w:ascii="Times New Roman" w:hAnsi="Times New Roman" w:cs="Times New Roman"/>
-          <w:sz w:val="26"/>
-          <w:szCs w:val="26"/>
-        </w:rPr>
-        <w:t xml:space="preserve"> Tân Phú</w:t>
+        <w:t>Phường Linh Xuân</w:t>
       </w:r>
     </w:p>
     <w:p>
@@ -1111,15 +1092,7 @@
           <w:sz w:val="26"/>
           <w:szCs w:val="26"/>
         </w:rPr>
-        <w:t xml:space="preserve">Thành phố </w:t>
-      </w:r>
-      <w:r>
-        <w:rPr>
-          <w:rFonts w:ascii="Times New Roman" w:hAnsi="Times New Roman" w:cs="Times New Roman"/>
-          <w:sz w:val="26"/>
-          <w:szCs w:val="26"/>
-        </w:rPr>
-        <w:t>Đồng Nai</w:t>
+        <w:t>Thành phố Hồ Chí Minh</w:t>
       </w:r>
     </w:p>
     <w:p>
@@ -1800,15 +1773,14 @@
       </w:r>
       <w:r>
         <w:rPr>
-          <w:rFonts w:ascii="Times New Roman" w:eastAsia="Times New Roman" w:hAnsi="Times New Roman" w:cs="Times New Roman"/>
-          <w:b/>
-          <w:bCs/>
+          <w:rFonts w:ascii="Times New Roman" w:hAnsi="Times New Roman" w:cs="Times New Roman"/>
           <w:sz w:val="26"/>
           <w:szCs w:val="26"/>
-          <w:lang w:val="sv-SE"/>
-        </w:rPr>
-        <w:t>HỨA NGỌC HẠNH</w:t>
-      </w:r>
+        </w:rPr>
+        <w:t>LÊ HOÀNG GIANG</w:t>
+      </w:r>
+      <w:bookmarkStart w:id="2" w:name="_GoBack"/>
+      <w:bookmarkEnd w:id="2"/>
     </w:p>
     <w:sectPr>
       <w:headerReference w:type="default" r:id="rId7"/>
